--- a/docs/classwork/HouseCheck-Problem-Definition-Notes.docx
+++ b/docs/classwork/HouseCheck-Problem-Definition-Notes.docx
@@ -421,6 +421,172 @@
       <w:r>
         <w:rPr/>
         <w:t xml:space="preserve"> How long the manual pass actually takes; whether firms have already built private workarounds that are invisible from outside.</w:t>
+      </w:r>
+    </w:p>
+    <w:p>
+      <w:pPr>
+        <w:pStyle w:val="Heading3"/>
+        <w:bidi w:val="0"/>
+        <w:jc w:val="start"/>
+        <w:rPr/>
+      </w:pPr>
+      <w:r>
+        <w:rPr/>
+        <w:t>The same failure, in our own product — found 9 August 2026</w:t>
+      </w:r>
+    </w:p>
+    <w:p>
+      <w:pPr>
+        <w:pStyle w:val="BodyText"/>
+        <w:bidi w:val="0"/>
+        <w:jc w:val="start"/>
+        <w:rPr/>
+      </w:pPr>
+      <w:r>
+        <w:rPr/>
+        <w:t>Reviewing the pitch deck turned up an instance of this problem inside HouseCheck itself, which is worth recording because it is evidence rather than embarrassment.</w:t>
+      </w:r>
+    </w:p>
+    <w:p>
+      <w:pPr>
+        <w:pStyle w:val="BodyText"/>
+        <w:bidi w:val="0"/>
+        <w:jc w:val="start"/>
+        <w:rPr/>
+      </w:pPr>
+      <w:r>
+        <w:rPr/>
+        <w:t xml:space="preserve">A Health Card on the slide titled </w:t>
+      </w:r>
+      <w:r>
+        <w:rPr>
+          <w:i/>
+        </w:rPr>
+        <w:t>"Every number traces to a public source"</w:t>
+      </w:r>
+      <w:r>
+        <w:rPr/>
+        <w:t xml:space="preserve"> shows:</w:t>
+      </w:r>
+    </w:p>
+    <w:p>
+      <w:pPr>
+        <w:pStyle w:val="BlockQuotation"/>
+        <w:bidi w:val="0"/>
+        <w:jc w:val="start"/>
+        <w:rPr/>
+      </w:pPr>
+      <w:r>
+        <w:rPr>
+          <w:b/>
+        </w:rPr>
+        <w:t>Condition — 1</w:t>
+      </w:r>
+      <w:r>
+        <w:rPr/>
+        <w:t xml:space="preserve"> · "No hazardous violations"</w:t>
+      </w:r>
+    </w:p>
+    <w:p>
+      <w:pPr>
+        <w:pStyle w:val="BodyText"/>
+        <w:bidi w:val="0"/>
+        <w:jc w:val="start"/>
+        <w:rPr/>
+      </w:pPr>
+      <w:r>
+        <w:rPr/>
+        <w:t xml:space="preserve">That reads as a contradiction: a floor-level score next to a clean-sounding caption. It is not. Checked against the live API, </w:t>
+      </w:r>
+      <w:r>
+        <w:rPr>
+          <w:b/>
+        </w:rPr>
+        <w:t>603 Putnam Avenue</w:t>
+      </w:r>
+      <w:r>
+        <w:rPr/>
+        <w:t xml:space="preserve"> is the same shape — </w:t>
+      </w:r>
+      <w:r>
+        <w:rPr>
+          <w:rStyle w:val="SourceText"/>
+        </w:rPr>
+        <w:t>score.condition = 0</w:t>
+      </w:r>
+      <w:r>
+        <w:rPr/>
+        <w:t xml:space="preserve"> with </w:t>
+      </w:r>
+      <w:r>
+        <w:rPr>
+          <w:rStyle w:val="SourceText"/>
+        </w:rPr>
+        <w:t>open_violations = { a: 11, b: 22, c: 0 }</w:t>
+      </w:r>
+      <w:r>
+        <w:rPr/>
+        <w:t xml:space="preserve">. "Hazardous" means </w:t>
+      </w:r>
+      <w:r>
+        <w:rPr>
+          <w:b/>
+        </w:rPr>
+        <w:t>Class C</w:t>
+      </w:r>
+      <w:r>
+        <w:rPr/>
+        <w:t>, of which there are none, while thirty-three Class A and B violations drive the score to zero. Both numbers are correct and sourced.</w:t>
+      </w:r>
+    </w:p>
+    <w:p>
+      <w:pPr>
+        <w:pStyle w:val="BodyText"/>
+        <w:bidi w:val="0"/>
+        <w:jc w:val="start"/>
+        <w:rPr/>
+      </w:pPr>
+      <w:r>
+        <w:rPr>
+          <w:b/>
+        </w:rPr>
+        <w:t>What is missing is the sentence that reconciles them:</w:t>
+      </w:r>
+      <w:r>
+        <w:rPr/>
+        <w:t xml:space="preserve"> </w:t>
+      </w:r>
+      <w:r>
+        <w:rPr>
+          <w:i/>
+        </w:rPr>
+        <w:t>33 open violations, none of them Class C.</w:t>
+      </w:r>
+      <w:r>
+        <w:rPr/>
+        <w:t xml:space="preserve"> The card shows a count fact and a score fact and never the meaning that connects them — so a reader either assumes a bug or, worse, reads "no hazardous violations" as "this building is fine."</w:t>
+      </w:r>
+    </w:p>
+    <w:p>
+      <w:pPr>
+        <w:pStyle w:val="BodyText"/>
+        <w:bidi w:val="0"/>
+        <w:jc w:val="start"/>
+        <w:rPr/>
+      </w:pPr>
+      <w:r>
+        <w:rPr/>
+        <w:t xml:space="preserve">This is Problem 1 in miniature, in our own UI, on the slide that claims traceability. A count without its meaning is not merely less useful than the description; it can be </w:t>
+      </w:r>
+      <w:r>
+        <w:rPr>
+          <w:b/>
+        </w:rPr>
+        <w:t>read backwards.</w:t>
+      </w:r>
+      <w:r>
+        <w:rPr/>
+        <w:t xml:space="preserve"> That raises the stakes on the committed problem: fetching HPD's description text is not only a feature for attorneys, it is a correctness fix for the renter-facing card.</w:t>
       </w:r>
     </w:p>
     <w:p>
@@ -1304,14 +1470,374 @@
     </w:p>
     <w:p>
       <w:pPr>
+        <w:pStyle w:val="BodyText"/>
+        <w:bidi w:val="0"/>
+        <w:jc w:val="start"/>
+        <w:rPr/>
+      </w:pPr>
+      <w:r>
+        <w:rPr>
+          <w:b/>
+        </w:rPr>
+        <w:t>Final</w:t>
+      </w:r>
+      <w:r>
+        <w:rPr/>
+        <w:t xml:space="preserve"> — tightened into the template shape after review. The earlier draft implied the underlying reason instead of stating it; the template asks for the </w:t>
+      </w:r>
+      <w:r>
+        <w:rPr>
+          <w:i/>
+        </w:rPr>
+        <w:t>because</w:t>
+      </w:r>
+      <w:r>
+        <w:rPr/>
+        <w:t>.</w:t>
+      </w:r>
+    </w:p>
+    <w:p>
+      <w:pPr>
         <w:pStyle w:val="BlockQuotation"/>
         <w:bidi w:val="0"/>
         <w:jc w:val="start"/>
-        <w:rPr/>
-      </w:pPr>
-      <w:r>
-        <w:rPr/>
-        <w:t>A tenant lawyer preparing a case can find out that a building has seven open hazardous violations, but not what they are, so they hand-copy conditions out of HPD Online for every client — even though the city already publishes the text.</w:t>
+        <w:rPr>
+          <w:b/>
+        </w:rPr>
+      </w:pPr>
+      <w:r>
+        <w:rPr>
+          <w:b/>
+        </w:rPr>
+        <w:t>A tenant lawyer preparing an HP action can see that a building has seven open hazardous violations but not what they are, because every tool in this space reports violation counts rather than the description text HPD already publishes — so they hand-copy conditions out of HPD Online for every client.</w:t>
+      </w:r>
+    </w:p>
+    <w:p>
+      <w:pPr>
+        <w:pStyle w:val="BodyText"/>
+        <w:bidi w:val="0"/>
+        <w:jc w:val="start"/>
+        <w:rPr/>
+      </w:pPr>
+      <w:r>
+        <w:rPr/>
+        <w:t>Reading it against the template:</w:t>
+      </w:r>
+    </w:p>
+    <w:tbl>
+      <w:tblPr>
+        <w:tblW w:w="5000" w:type="pct"/>
+        <w:jc w:val="start"/>
+        <w:tblInd w:w="0" w:type="dxa"/>
+        <w:tblLayout w:type="fixed"/>
+        <w:tblCellMar>
+          <w:top w:w="90" w:type="dxa"/>
+          <w:start w:w="90" w:type="dxa"/>
+          <w:bottom w:w="90" w:type="dxa"/>
+          <w:end w:w="90" w:type="dxa"/>
+        </w:tblCellMar>
+      </w:tblPr>
+      <w:tblGrid>
+        <w:gridCol w:w="2246"/>
+        <w:gridCol w:w="7499"/>
+      </w:tblGrid>
+      <w:tr>
+        <w:trPr/>
+        <w:tc>
+          <w:tcPr>
+            <w:tcW w:w="2246" w:type="dxa"/>
+            <w:tcBorders/>
+            <w:vAlign w:val="center"/>
+          </w:tcPr>
+          <w:p>
+            <w:pPr>
+              <w:pStyle w:val="TableHeading"/>
+              <w:suppressLineNumbers/>
+              <w:shd w:fill="3A3A3C" w:val="clear"/>
+              <w:bidi w:val="0"/>
+              <w:jc w:val="start"/>
+              <w:rPr/>
+            </w:pPr>
+            <w:r>
+              <w:rPr/>
+              <w:t>Element</w:t>
+            </w:r>
+          </w:p>
+        </w:tc>
+        <w:tc>
+          <w:tcPr>
+            <w:tcW w:w="7499" w:type="dxa"/>
+            <w:tcBorders/>
+            <w:vAlign w:val="center"/>
+          </w:tcPr>
+          <w:p>
+            <w:pPr>
+              <w:pStyle w:val="TableHeading"/>
+              <w:suppressLineNumbers/>
+              <w:shd w:fill="3A3A3C" w:val="clear"/>
+              <w:bidi w:val="0"/>
+              <w:jc w:val="start"/>
+              <w:rPr/>
+            </w:pPr>
+            <w:r>
+              <w:rPr/>
+              <w:t>In the sentence</w:t>
+            </w:r>
+          </w:p>
+        </w:tc>
+      </w:tr>
+      <w:tr>
+        <w:trPr/>
+        <w:tc>
+          <w:tcPr>
+            <w:tcW w:w="2246" w:type="dxa"/>
+            <w:tcBorders/>
+            <w:vAlign w:val="center"/>
+          </w:tcPr>
+          <w:p>
+            <w:pPr>
+              <w:pStyle w:val="TableContents"/>
+              <w:bidi w:val="0"/>
+              <w:jc w:val="start"/>
+              <w:rPr>
+                <w:b/>
+              </w:rPr>
+            </w:pPr>
+            <w:r>
+              <w:rPr>
+                <w:b/>
+              </w:rPr>
+              <w:t>Who</w:t>
+            </w:r>
+          </w:p>
+        </w:tc>
+        <w:tc>
+          <w:tcPr>
+            <w:tcW w:w="7499" w:type="dxa"/>
+            <w:tcBorders/>
+            <w:vAlign w:val="center"/>
+          </w:tcPr>
+          <w:p>
+            <w:pPr>
+              <w:pStyle w:val="TableContents"/>
+              <w:widowControl w:val="false"/>
+              <w:suppressLineNumbers/>
+              <w:bidi w:val="0"/>
+              <w:jc w:val="start"/>
+              <w:rPr/>
+            </w:pPr>
+            <w:r>
+              <w:rPr/>
+              <w:t>a tenant lawyer</w:t>
+            </w:r>
+          </w:p>
+        </w:tc>
+      </w:tr>
+      <w:tr>
+        <w:trPr/>
+        <w:tc>
+          <w:tcPr>
+            <w:tcW w:w="2246" w:type="dxa"/>
+            <w:tcBorders/>
+            <w:vAlign w:val="center"/>
+          </w:tcPr>
+          <w:p>
+            <w:pPr>
+              <w:pStyle w:val="TableContents"/>
+              <w:bidi w:val="0"/>
+              <w:jc w:val="start"/>
+              <w:rPr>
+                <w:b/>
+              </w:rPr>
+            </w:pPr>
+            <w:r>
+              <w:rPr>
+                <w:b/>
+              </w:rPr>
+              <w:t>When</w:t>
+            </w:r>
+          </w:p>
+        </w:tc>
+        <w:tc>
+          <w:tcPr>
+            <w:tcW w:w="7499" w:type="dxa"/>
+            <w:tcBorders/>
+            <w:vAlign w:val="center"/>
+          </w:tcPr>
+          <w:p>
+            <w:pPr>
+              <w:pStyle w:val="TableContents"/>
+              <w:widowControl w:val="false"/>
+              <w:suppressLineNumbers/>
+              <w:bidi w:val="0"/>
+              <w:jc w:val="start"/>
+              <w:rPr/>
+            </w:pPr>
+            <w:r>
+              <w:rPr/>
+              <w:t>preparing an HP action</w:t>
+            </w:r>
+          </w:p>
+        </w:tc>
+      </w:tr>
+      <w:tr>
+        <w:trPr/>
+        <w:tc>
+          <w:tcPr>
+            <w:tcW w:w="2246" w:type="dxa"/>
+            <w:tcBorders/>
+            <w:vAlign w:val="center"/>
+          </w:tcPr>
+          <w:p>
+            <w:pPr>
+              <w:pStyle w:val="TableContents"/>
+              <w:bidi w:val="0"/>
+              <w:jc w:val="start"/>
+              <w:rPr>
+                <w:b/>
+              </w:rPr>
+            </w:pPr>
+            <w:r>
+              <w:rPr>
+                <w:b/>
+              </w:rPr>
+              <w:t>What goes wrong</w:t>
+            </w:r>
+          </w:p>
+        </w:tc>
+        <w:tc>
+          <w:tcPr>
+            <w:tcW w:w="7499" w:type="dxa"/>
+            <w:tcBorders/>
+            <w:vAlign w:val="center"/>
+          </w:tcPr>
+          <w:p>
+            <w:pPr>
+              <w:pStyle w:val="TableContents"/>
+              <w:widowControl w:val="false"/>
+              <w:suppressLineNumbers/>
+              <w:bidi w:val="0"/>
+              <w:jc w:val="start"/>
+              <w:rPr/>
+            </w:pPr>
+            <w:r>
+              <w:rPr/>
+              <w:t>can see the count, not the conditions</w:t>
+            </w:r>
+          </w:p>
+        </w:tc>
+      </w:tr>
+      <w:tr>
+        <w:trPr/>
+        <w:tc>
+          <w:tcPr>
+            <w:tcW w:w="2246" w:type="dxa"/>
+            <w:tcBorders/>
+            <w:vAlign w:val="center"/>
+          </w:tcPr>
+          <w:p>
+            <w:pPr>
+              <w:pStyle w:val="TableContents"/>
+              <w:bidi w:val="0"/>
+              <w:jc w:val="start"/>
+              <w:rPr>
+                <w:b/>
+              </w:rPr>
+            </w:pPr>
+            <w:r>
+              <w:rPr>
+                <w:b/>
+              </w:rPr>
+              <w:t>Because</w:t>
+            </w:r>
+          </w:p>
+        </w:tc>
+        <w:tc>
+          <w:tcPr>
+            <w:tcW w:w="7499" w:type="dxa"/>
+            <w:tcBorders/>
+            <w:vAlign w:val="center"/>
+          </w:tcPr>
+          <w:p>
+            <w:pPr>
+              <w:pStyle w:val="TableContents"/>
+              <w:widowControl w:val="false"/>
+              <w:suppressLineNumbers/>
+              <w:bidi w:val="0"/>
+              <w:jc w:val="start"/>
+              <w:rPr/>
+            </w:pPr>
+            <w:r>
+              <w:rPr/>
+              <w:t>every tool reports counts, not the description text HPD already publishes</w:t>
+            </w:r>
+          </w:p>
+        </w:tc>
+      </w:tr>
+      <w:tr>
+        <w:trPr/>
+        <w:tc>
+          <w:tcPr>
+            <w:tcW w:w="2246" w:type="dxa"/>
+            <w:tcBorders/>
+            <w:vAlign w:val="center"/>
+          </w:tcPr>
+          <w:p>
+            <w:pPr>
+              <w:pStyle w:val="TableContents"/>
+              <w:bidi w:val="0"/>
+              <w:jc w:val="start"/>
+              <w:rPr>
+                <w:b/>
+              </w:rPr>
+            </w:pPr>
+            <w:r>
+              <w:rPr>
+                <w:b/>
+              </w:rPr>
+              <w:t>Cost</w:t>
+            </w:r>
+          </w:p>
+        </w:tc>
+        <w:tc>
+          <w:tcPr>
+            <w:tcW w:w="7499" w:type="dxa"/>
+            <w:tcBorders/>
+            <w:vAlign w:val="center"/>
+          </w:tcPr>
+          <w:p>
+            <w:pPr>
+              <w:pStyle w:val="TableContents"/>
+              <w:widowControl w:val="false"/>
+              <w:suppressLineNumbers/>
+              <w:bidi w:val="0"/>
+              <w:jc w:val="start"/>
+              <w:rPr/>
+            </w:pPr>
+            <w:r>
+              <w:rPr/>
+              <w:t>hand-copies conditions out of HPD Online, once per client</w:t>
+            </w:r>
+          </w:p>
+        </w:tc>
+      </w:tr>
+    </w:tbl>
+    <w:p>
+      <w:pPr>
+        <w:pStyle w:val="BodyText"/>
+        <w:bidi w:val="0"/>
+        <w:jc w:val="start"/>
+        <w:rPr/>
+      </w:pPr>
+      <w:r>
+        <w:rPr>
+          <w:b/>
+        </w:rPr>
+        <w:t>On the cost clause:</w:t>
+      </w:r>
+      <w:r>
+        <w:rPr/>
+        <w:t xml:space="preserve"> "for every client" is deliberately the whole of it. It carries the shape of the cost — per-client, non-compounding, unbounded by caseload — without asserting a duration I have not measured. The measurement is open question 1 below, and it stays there until someone tells me the number.</w:t>
       </w:r>
     </w:p>
     <w:p>
@@ -1329,7 +1855,57 @@
       </w:r>
       <w:r>
         <w:rPr/>
-        <w:t xml:space="preserve"> it names one person, one moment, one artefact that exists, and one specific missing step. It is falsifiable — if attorneys say the count is enough, the statement is wrong and I will have learned that cheaply.</w:t>
+        <w:t xml:space="preserve"> one person, one moment, one artefact that already exists, one specific missing step. It is falsifiable — if attorneys say the count is enough, the statement is wrong and I will have learned that for the price of a phone call rather than a sprint.</w:t>
+      </w:r>
+    </w:p>
+    <w:p>
+      <w:pPr>
+        <w:pStyle w:val="BodyText"/>
+        <w:bidi w:val="0"/>
+        <w:jc w:val="start"/>
+        <w:rPr>
+          <w:b/>
+        </w:rPr>
+      </w:pPr>
+      <w:r>
+        <w:rPr>
+          <w:b/>
+        </w:rPr>
+        <w:t>The earlier draft, kept for the record:</w:t>
+      </w:r>
+    </w:p>
+    <w:p>
+      <w:pPr>
+        <w:pStyle w:val="BlockQuotation"/>
+        <w:bidi w:val="0"/>
+        <w:jc w:val="start"/>
+        <w:rPr/>
+      </w:pPr>
+      <w:r>
+        <w:rPr/>
+        <w:t>~~A tenant lawyer preparing a case can find out that a building has seven open hazardous violations, but not what they are, so they hand-copy conditions out of HPD Online for every client — even though the city already publishes the text.~~</w:t>
+      </w:r>
+    </w:p>
+    <w:p>
+      <w:pPr>
+        <w:pStyle w:val="BodyText"/>
+        <w:bidi w:val="0"/>
+        <w:jc w:val="start"/>
+        <w:rPr/>
+      </w:pPr>
+      <w:r>
+        <w:rPr/>
+        <w:t xml:space="preserve">The difference is not cosmetic. "Even though the city already publishes the text" is an irony; "because every tool reports counts rather than the text HPD publishes" is a </w:t>
+      </w:r>
+      <w:r>
+        <w:rPr>
+          <w:b/>
+        </w:rPr>
+        <w:t>cause</w:t>
+      </w:r>
+      <w:r>
+        <w:rPr/>
+        <w:t>, and a cause is the thing a build decision can attach to.</w:t>
       </w:r>
     </w:p>
     <w:p>

--- a/docs/classwork/HouseCheck-Problem-Definition-Notes.docx
+++ b/docs/classwork/HouseCheck-Problem-Definition-Notes.docx
@@ -2441,6 +2441,10 @@
         <w:rPr/>
       </w:pPr>
       <w:r>
+        <w:rPr/>
+        <w:t>~~</w:t>
+      </w:r>
+      <w:r>
         <w:rPr>
           <w:b/>
         </w:rPr>
@@ -2448,42 +2452,133 @@
       </w:r>
       <w:r>
         <w:rPr/>
-        <w:t>, or needs normalising before it can be shown. Unknown until the field is actually fetched.</w:t>
-      </w:r>
-    </w:p>
-    <w:p>
-      <w:pPr>
-        <w:pStyle w:val="HorizontalLine"/>
-        <w:bidi w:val="0"/>
-        <w:jc w:val="start"/>
-        <w:rPr/>
-      </w:pPr>
-      <w:r>
-        <w:rPr/>
-      </w:r>
-    </w:p>
-    <w:p>
-      <w:pPr>
-        <w:pStyle w:val="Heading2"/>
-        <w:bidi w:val="0"/>
-        <w:jc w:val="start"/>
-        <w:rPr/>
-      </w:pPr>
-      <w:r>
-        <w:rPr/>
-        <w:t>Sources</w:t>
-      </w:r>
-    </w:p>
-    <w:p>
-      <w:pPr>
-        <w:pStyle w:val="BodyText"/>
-        <w:bidi w:val="0"/>
-        <w:jc w:val="start"/>
-        <w:rPr/>
-      </w:pPr>
-      <w:r>
-        <w:rPr/>
-        <w:t>Figures reused from the Research Notes and Market Framing Notes in this folder; see those documents for full citation.</w:t>
+        <w:t xml:space="preserve">~~ — </w:t>
+      </w:r>
+      <w:r>
+        <w:rPr>
+          <w:b/>
+        </w:rPr>
+        <w:t>partially answered 9 August 2026.</w:t>
+      </w:r>
+      <w:r>
+        <w:rPr/>
+        <w:t xml:space="preserve"> Sampled 800 rows live from HPD </w:t>
+      </w:r>
+      <w:r>
+        <w:rPr>
+          <w:rStyle w:val="SourceText"/>
+        </w:rPr>
+        <w:t>wvxf-dwi5</w:t>
+      </w:r>
+      <w:r>
+        <w:rPr/>
+        <w:t xml:space="preserve">: the </w:t>
+      </w:r>
+      <w:r>
+        <w:rPr>
+          <w:rStyle w:val="SourceText"/>
+        </w:rPr>
+        <w:t>novdescription</w:t>
+      </w:r>
+      <w:r>
+        <w:rPr/>
+        <w:t xml:space="preserve"> field is </w:t>
+      </w:r>
+      <w:r>
+        <w:rPr>
+          <w:b/>
+        </w:rPr>
+        <w:t>100% populated</w:t>
+      </w:r>
+      <w:r>
+        <w:rPr/>
+        <w:t xml:space="preserve"> (800/800), mean 120 chars, median 115, p90 161, max 258, 83% distinct.</w:t>
+      </w:r>
+    </w:p>
+    <w:p>
+      <w:pPr>
+        <w:pStyle w:val="BodyText"/>
+        <w:bidi w:val="0"/>
+        <w:jc w:val="start"/>
+        <w:rPr/>
+      </w:pPr>
+      <w:r>
+        <w:rPr/>
+        <w:t xml:space="preserve">It is usable </w:t>
+      </w:r>
+      <w:r>
+        <w:rPr>
+          <w:b/>
+        </w:rPr>
+        <w:t>for the committed user and not for the mission user.</w:t>
+      </w:r>
+      <w:r>
+        <w:rPr/>
+        <w:t xml:space="preserve"> The text is the notice's own language — all caps, statute-prefixed, location-suffixed:</w:t>
+      </w:r>
+    </w:p>
+    <w:p>
+      <w:pPr>
+        <w:pStyle w:val="BodyText"/>
+        <w:bidi w:val="0"/>
+        <w:jc w:val="start"/>
+        <w:rPr/>
+      </w:pPr>
+      <w:r>
+        <w:rPr/>
+        <w:t>&gt; `§ 12 M/D LAW DISCONTINUE THE STORAGE OF COMBUSTIBLE MATERIAL 100 CUBIC YARDS AT</w:t>
+      </w:r>
+    </w:p>
+    <w:p>
+      <w:pPr>
+        <w:pStyle w:val="BodyText"/>
+        <w:bidi w:val="0"/>
+        <w:jc w:val="start"/>
+        <w:rPr/>
+      </w:pPr>
+      <w:r>
+        <w:rPr/>
+        <w:t>&gt; GASMETER ROOM AT CELLAR, SECTION AT WEST`</w:t>
+      </w:r>
+    </w:p>
+    <w:p>
+      <w:pPr>
+        <w:pStyle w:val="BodyText"/>
+        <w:bidi w:val="0"/>
+        <w:jc w:val="start"/>
+        <w:rPr/>
+      </w:pPr>
+      <w:r>
+        <w:rPr/>
+        <w:t>For an attorney that is ideal, because it is what goes in the petition. For a renter it is barely better than the count. So shipping descriptions raw serves Problem 1 and leaves Problem 2 untouched.</w:t>
+      </w:r>
+    </w:p>
+    <w:p>
+      <w:pPr>
+        <w:pStyle w:val="BodyText"/>
+        <w:bidi w:val="0"/>
+        <w:jc w:val="start"/>
+        <w:rPr/>
+      </w:pPr>
+      <w:r>
+        <w:rPr>
+          <w:b/>
+        </w:rPr>
+        <w:t>And it collides with coverage.</w:t>
+      </w:r>
+      <w:r>
+        <w:rPr/>
+        <w:t xml:space="preserve"> 26,306 violations × ~120 chars ≈ 3.2 MB of text against a 1.3 MB artifact — roughly 3.4×, moving the 256 MB ceiling from ~40,000 buildings to </w:t>
+      </w:r>
+      <w:r>
+        <w:rPr>
+          <w:b/>
+        </w:rPr>
+        <w:t>~14,500</w:t>
+      </w:r>
+      <w:r>
+        <w:rPr/>
+        <w:t xml:space="preserve"> (derived; confirm with a real ingest before it drives a decision). The cheapest fix to the committed problem spends two-thirds of the remaining coverage headroom, and nothing in the earlier analysis surfaced that.</w:t>
       </w:r>
     </w:p>
     <w:p>
@@ -2498,6 +2593,68 @@
           <w:tab w:val="left" w:pos="709" w:leader="none"/>
         </w:tabs>
         <w:bidi w:val="0"/>
+        <w:ind w:hanging="283" w:start="709"/>
+        <w:jc w:val="start"/>
+        <w:rPr/>
+      </w:pPr>
+      <w:r>
+        <w:rPr>
+          <w:b/>
+        </w:rPr>
+        <w:t>Whether descriptions need grouping before display.</w:t>
+      </w:r>
+      <w:r>
+        <w:rPr/>
+        <w:t xml:space="preserve"> At 83% distinct, near-duplicates differ only by room or section, so a building with 33 open violations renders as a wall of nearly identical lines unless they are grouped by condition.</w:t>
+      </w:r>
+    </w:p>
+    <w:p>
+      <w:pPr>
+        <w:pStyle w:val="HorizontalLine"/>
+        <w:bidi w:val="0"/>
+        <w:jc w:val="start"/>
+        <w:rPr/>
+      </w:pPr>
+      <w:r>
+        <w:rPr/>
+      </w:r>
+    </w:p>
+    <w:p>
+      <w:pPr>
+        <w:pStyle w:val="Heading2"/>
+        <w:bidi w:val="0"/>
+        <w:jc w:val="start"/>
+        <w:rPr/>
+      </w:pPr>
+      <w:r>
+        <w:rPr/>
+        <w:t>Sources</w:t>
+      </w:r>
+    </w:p>
+    <w:p>
+      <w:pPr>
+        <w:pStyle w:val="BodyText"/>
+        <w:bidi w:val="0"/>
+        <w:jc w:val="start"/>
+        <w:rPr/>
+      </w:pPr>
+      <w:r>
+        <w:rPr/>
+        <w:t>Figures reused from the Research Notes and Market Framing Notes in this folder; see those documents for full citation.</w:t>
+      </w:r>
+    </w:p>
+    <w:p>
+      <w:pPr>
+        <w:pStyle w:val="BodyText"/>
+        <w:numPr>
+          <w:ilvl w:val="0"/>
+          <w:numId w:val="4"/>
+        </w:numPr>
+        <w:tabs>
+          <w:tab w:val="clear" w:pos="709"/>
+          <w:tab w:val="left" w:pos="709" w:leader="none"/>
+        </w:tabs>
+        <w:bidi w:val="0"/>
         <w:spacing w:before="0" w:after="0"/>
         <w:ind w:hanging="283" w:start="709"/>
         <w:jc w:val="start"/>
@@ -2513,7 +2670,7 @@
         <w:pStyle w:val="BodyText"/>
         <w:numPr>
           <w:ilvl w:val="0"/>
-          <w:numId w:val="3"/>
+          <w:numId w:val="4"/>
         </w:numPr>
         <w:tabs>
           <w:tab w:val="clear" w:pos="709"/>
@@ -2535,7 +2692,7 @@
         <w:pStyle w:val="BodyText"/>
         <w:numPr>
           <w:ilvl w:val="0"/>
-          <w:numId w:val="3"/>
+          <w:numId w:val="4"/>
         </w:numPr>
         <w:tabs>
           <w:tab w:val="clear" w:pos="709"/>
@@ -2557,7 +2714,7 @@
         <w:pStyle w:val="BodyText"/>
         <w:numPr>
           <w:ilvl w:val="0"/>
-          <w:numId w:val="3"/>
+          <w:numId w:val="4"/>
         </w:numPr>
         <w:tabs>
           <w:tab w:val="clear" w:pos="709"/>
@@ -2589,7 +2746,7 @@
         <w:pStyle w:val="BodyText"/>
         <w:numPr>
           <w:ilvl w:val="0"/>
-          <w:numId w:val="3"/>
+          <w:numId w:val="4"/>
         </w:numPr>
         <w:tabs>
           <w:tab w:val="clear" w:pos="709"/>
@@ -2879,6 +3036,125 @@
   <w:abstractNum w:abstractNumId="3">
     <w:lvl w:ilvl="0">
       <w:start w:val="1"/>
+      <w:numFmt w:val="decimal"/>
+      <w:lvlText w:val="%1."/>
+      <w:lvlJc w:val="start"/>
+      <w:pPr>
+        <w:tabs>
+          <w:tab w:val="num" w:pos="709"/>
+        </w:tabs>
+        <w:ind w:start="709" w:hanging="283"/>
+      </w:pPr>
+      <w:rPr/>
+    </w:lvl>
+    <w:lvl w:ilvl="1">
+      <w:start w:val="1"/>
+      <w:numFmt w:val="decimal"/>
+      <w:lvlText w:val="%2."/>
+      <w:lvlJc w:val="start"/>
+      <w:pPr>
+        <w:tabs>
+          <w:tab w:val="num" w:pos="1418"/>
+        </w:tabs>
+        <w:ind w:start="1418" w:hanging="283"/>
+      </w:pPr>
+      <w:rPr/>
+    </w:lvl>
+    <w:lvl w:ilvl="2">
+      <w:start w:val="1"/>
+      <w:numFmt w:val="decimal"/>
+      <w:lvlText w:val="%3."/>
+      <w:lvlJc w:val="start"/>
+      <w:pPr>
+        <w:tabs>
+          <w:tab w:val="num" w:pos="2127"/>
+        </w:tabs>
+        <w:ind w:start="2127" w:hanging="283"/>
+      </w:pPr>
+      <w:rPr/>
+    </w:lvl>
+    <w:lvl w:ilvl="3">
+      <w:start w:val="1"/>
+      <w:numFmt w:val="decimal"/>
+      <w:lvlText w:val="%4."/>
+      <w:lvlJc w:val="start"/>
+      <w:pPr>
+        <w:tabs>
+          <w:tab w:val="num" w:pos="2836"/>
+        </w:tabs>
+        <w:ind w:start="2836" w:hanging="283"/>
+      </w:pPr>
+      <w:rPr/>
+    </w:lvl>
+    <w:lvl w:ilvl="4">
+      <w:start w:val="1"/>
+      <w:numFmt w:val="decimal"/>
+      <w:lvlText w:val="%5."/>
+      <w:lvlJc w:val="start"/>
+      <w:pPr>
+        <w:tabs>
+          <w:tab w:val="num" w:pos="3545"/>
+        </w:tabs>
+        <w:ind w:start="3545" w:hanging="283"/>
+      </w:pPr>
+      <w:rPr/>
+    </w:lvl>
+    <w:lvl w:ilvl="5">
+      <w:start w:val="1"/>
+      <w:numFmt w:val="decimal"/>
+      <w:lvlText w:val="%6."/>
+      <w:lvlJc w:val="start"/>
+      <w:pPr>
+        <w:tabs>
+          <w:tab w:val="num" w:pos="4254"/>
+        </w:tabs>
+        <w:ind w:start="4254" w:hanging="283"/>
+      </w:pPr>
+      <w:rPr/>
+    </w:lvl>
+    <w:lvl w:ilvl="6">
+      <w:start w:val="1"/>
+      <w:numFmt w:val="decimal"/>
+      <w:lvlText w:val="%7."/>
+      <w:lvlJc w:val="start"/>
+      <w:pPr>
+        <w:tabs>
+          <w:tab w:val="num" w:pos="4963"/>
+        </w:tabs>
+        <w:ind w:start="4963" w:hanging="283"/>
+      </w:pPr>
+      <w:rPr/>
+    </w:lvl>
+    <w:lvl w:ilvl="7">
+      <w:start w:val="1"/>
+      <w:numFmt w:val="decimal"/>
+      <w:lvlText w:val="%8."/>
+      <w:lvlJc w:val="start"/>
+      <w:pPr>
+        <w:tabs>
+          <w:tab w:val="num" w:pos="5672"/>
+        </w:tabs>
+        <w:ind w:start="5672" w:hanging="283"/>
+      </w:pPr>
+      <w:rPr/>
+    </w:lvl>
+    <w:lvl w:ilvl="8">
+      <w:start w:val="1"/>
+      <w:numFmt w:val="decimal"/>
+      <w:lvlText w:val="%9."/>
+      <w:lvlJc w:val="start"/>
+      <w:pPr>
+        <w:tabs>
+          <w:tab w:val="num" w:pos="6381"/>
+        </w:tabs>
+        <w:ind w:start="6381" w:hanging="283"/>
+      </w:pPr>
+      <w:rPr/>
+    </w:lvl>
+  </w:abstractNum>
+  <w:abstractNum w:abstractNumId="4">
+    <w:lvl w:ilvl="0">
+      <w:start w:val="1"/>
       <w:numFmt w:val="bullet"/>
       <w:lvlText w:val=""/>
       <w:lvlJc w:val="start"/>
@@ -3013,7 +3289,7 @@
       </w:rPr>
     </w:lvl>
   </w:abstractNum>
-  <w:abstractNum w:abstractNumId="4">
+  <w:abstractNum w:abstractNumId="5">
     <w:lvl w:ilvl="0">
       <w:start w:val="1"/>
       <w:numFmt w:val="none"/>
@@ -3146,6 +3422,9 @@
   </w:num>
   <w:num w:numId="4">
     <w:abstractNumId w:val="4"/>
+  </w:num>
+  <w:num w:numId="5">
+    <w:abstractNumId w:val="5"/>
   </w:num>
 </w:numbering>
 </file>
